--- a/downloads/documents/04 Units/Unit 01 - Nutrition and Wellness - Kitchen Skills and Smart Eating/Lesson 01.12 - Is This Food Video True.docx
+++ b/downloads/documents/04 Units/Unit 01 - Nutrition and Wellness - Kitchen Skills and Smart Eating/Lesson 01.12 - Is This Food Video True.docx
@@ -364,7 +364,7 @@
         <w:t xml:space="preserve"> </w:t>
       </w:r>
       <w:r>
-        <w:t xml:space="preserve">Tier 3 (FACS): dietary information, registered dietitian (RD or RDN), peer-reviewed, sponsored content, influencer. See the unit vocabulary list for Turkish, Portuguese, and Spanish.</w:t>
+        <w:t xml:space="preserve">Tier 3 (FACS): dietary information, registered dietitian (RD or RDN), peer-reviewed, sponsored content, influencer. See the unit vocabulary list for the Spanish column.</w:t>
       </w:r>
     </w:p>
     <w:p>
@@ -1385,7 +1385,7 @@
         <w:pStyle w:val="Compact"/>
       </w:pPr>
       <w:r>
-        <w:t xml:space="preserve">ELL: the four questions are on the slide with an icon in words each (a person, a price tag, a magnifying glass, a calendar); the handout gives the four questions in Turkish, Portuguese, and Spanish (see</w:t>
+        <w:t xml:space="preserve">ELL: the four questions are on the slide with an icon in words each (a person, a price tag, a magnifying glass, a calendar); the handout gives the four questions in Spanish (see</w:t>
       </w:r>
       <w:r>
         <w:t xml:space="preserve"> </w:t>

--- a/downloads/documents/04 Units/Unit 01 - Nutrition and Wellness - Kitchen Skills and Smart Eating/Lesson 01.12 - Is This Food Video True.docx
+++ b/downloads/documents/04 Units/Unit 01 - Nutrition and Wellness - Kitchen Skills and Smart Eating/Lesson 01.12 - Is This Food Video True.docx
@@ -200,7 +200,7 @@
         <w:pStyle w:val="FirstParagraph"/>
       </w:pPr>
       <w:r>
-        <w:t xml:space="preserve">Note on the theme lines: the Communication and Interpersonal Relationships theme has no line on evaluating media or information (its Communication topic covers types and styles of communication, not source evaluation), so this lesson uses FCL 4. e) on advertising and technology, as the task allowed, plus the PSI research line the crosswalk assigns to N&amp;W 2. c). Both are verbatim.</w:t>
+        <w:t xml:space="preserve">Note on the theme lines: the Communication and Interpersonal Relationships theme has no line on evaluating media or information (its Communication topic covers types and styles of communication, not source evaluation), so this lesson uses FCL 4. e) on advertising and technology, as the unit plan allows, plus the PSI research line the crosswalk assigns to N&amp;W 2. c). Both are verbatim.</w:t>
       </w:r>
     </w:p>
     <w:p>

--- a/downloads/documents/04 Units/Unit 01 - Nutrition and Wellness - Kitchen Skills and Smart Eating/Lesson 01.12 - Is This Food Video True.docx
+++ b/downloads/documents/04 Units/Unit 01 - Nutrition and Wellness - Kitchen Skills and Smart Eating/Lesson 01.12 - Is This Food Video True.docx
@@ -1345,7 +1345,7 @@
         <w:t xml:space="preserve"> </w:t>
       </w:r>
       <w:r>
-        <w:t xml:space="preserve">The Label Reading Quiz comes after Lab 2, at the opening of Lesson 1.14; the</w:t>
+        <w:t xml:space="preserve">The Label Reading Quiz opens the next period (Lesson 1.13 Day 1, before the Lab 2 prep); the</w:t>
       </w:r>
       <w:r>
         <w:t xml:space="preserve"> </w:t>
